--- a/db/tb-profiler_db/default_template.docx
+++ b/db/tb-profiler_db/default_template.docx
@@ -1,6 +1,6 @@
 
 <file path=word/document.xml><?xml version="1.0" encoding="utf-8"?>
-<w:document xmlns:wpc="http://schemas.microsoft.com/office/word/2010/wordprocessingCanvas" xmlns:cx="http://schemas.microsoft.com/office/drawing/2014/chartex" xmlns:cx1="http://schemas.microsoft.com/office/drawing/2015/9/8/chartex" xmlns:cx2="http://schemas.microsoft.com/office/drawing/2015/10/21/chartex" xmlns:cx3="http://schemas.microsoft.com/office/drawing/2016/5/9/chartex" xmlns:cx4="http://schemas.microsoft.com/office/drawing/2016/5/10/chartex" xmlns:cx5="http://schemas.microsoft.com/office/drawing/2016/5/11/chartex" xmlns:cx6="http://schemas.microsoft.com/office/drawing/2016/5/12/chartex" xmlns:cx7="http://schemas.microsoft.com/office/drawing/2016/5/13/chartex" xmlns:cx8="http://schemas.microsoft.com/office/drawing/2016/5/14/chartex" xmlns:mc="http://schemas.openxmlformats.org/markup-compatibility/2006" xmlns:aink="http://schemas.microsoft.com/office/drawing/2016/ink" xmlns:am3d="http://schemas.microsoft.com/office/drawing/2017/model3d" xmlns:o="urn:schemas-microsoft-com:office:office" xmlns:oel="http://schemas.microsoft.com/office/2019/extlst" xmlns:r="http://schemas.openxmlformats.org/officeDocument/2006/relationships" xmlns:m="http://schemas.openxmlformats.org/officeDocument/2006/math" xmlns:v="urn:schemas-microsoft-com:vml" xmlns:wp14="http://schemas.microsoft.com/office/word/2010/wordprocessingDrawing" xmlns:wp="http://schemas.openxmlformats.org/drawingml/2006/wordprocessingDrawing" xmlns:w10="urn:schemas-microsoft-com:office:word" xmlns:w="http://schemas.openxmlformats.org/wordprocessingml/2006/main" xmlns:w14="http://schemas.microsoft.com/office/word/2010/wordml" xmlns:w15="http://schemas.microsoft.com/office/word/2012/wordml" xmlns:w16cex="http://schemas.microsoft.com/office/word/2018/wordml/cex" xmlns:w16cid="http://schemas.microsoft.com/office/word/2016/wordml/cid" xmlns:w16="http://schemas.microsoft.com/office/word/2018/wordml" xmlns:w16du="http://schemas.microsoft.com/office/word/2023/wordml/word16du" xmlns:w16sdtdh="http://schemas.microsoft.com/office/word/2020/wordml/sdtdatahash" xmlns:w16se="http://schemas.microsoft.com/office/word/2015/wordml/symex" xmlns:wpg="http://schemas.microsoft.com/office/word/2010/wordprocessingGroup" xmlns:wpi="http://schemas.microsoft.com/office/word/2010/wordprocessingInk" xmlns:wne="http://schemas.microsoft.com/office/word/2006/wordml" xmlns:wps="http://schemas.microsoft.com/office/word/2010/wordprocessingShape" mc:Ignorable="w14 w15 w16se w16cid w16 w16cex w16sdtdh w16du wp14">
+<w:document xmlns:wpc="http://schemas.microsoft.com/office/word/2010/wordprocessingCanvas" xmlns:cx="http://schemas.microsoft.com/office/drawing/2014/chartex" xmlns:cx1="http://schemas.microsoft.com/office/drawing/2015/9/8/chartex" xmlns:cx2="http://schemas.microsoft.com/office/drawing/2015/10/21/chartex" xmlns:cx3="http://schemas.microsoft.com/office/drawing/2016/5/9/chartex" xmlns:cx4="http://schemas.microsoft.com/office/drawing/2016/5/10/chartex" xmlns:cx5="http://schemas.microsoft.com/office/drawing/2016/5/11/chartex" xmlns:cx6="http://schemas.microsoft.com/office/drawing/2016/5/12/chartex" xmlns:cx7="http://schemas.microsoft.com/office/drawing/2016/5/13/chartex" xmlns:cx8="http://schemas.microsoft.com/office/drawing/2016/5/14/chartex" xmlns:mc="http://schemas.openxmlformats.org/markup-compatibility/2006" xmlns:aink="http://schemas.microsoft.com/office/drawing/2016/ink" xmlns:am3d="http://schemas.microsoft.com/office/drawing/2017/model3d" xmlns:o="urn:schemas-microsoft-com:office:office" xmlns:oel="http://schemas.microsoft.com/office/2019/extlst" xmlns:r="http://schemas.openxmlformats.org/officeDocument/2006/relationships" xmlns:m="http://schemas.openxmlformats.org/officeDocument/2006/math" xmlns:v="urn:schemas-microsoft-com:vml" xmlns:wp14="http://schemas.microsoft.com/office/word/2010/wordprocessingDrawing" xmlns:wp="http://schemas.openxmlformats.org/drawingml/2006/wordprocessingDrawing" xmlns:w10="urn:schemas-microsoft-com:office:word" xmlns:w="http://schemas.openxmlformats.org/wordprocessingml/2006/main" xmlns:w14="http://schemas.microsoft.com/office/word/2010/wordml" xmlns:w15="http://schemas.microsoft.com/office/word/2012/wordml" xmlns:w16cex="http://schemas.microsoft.com/office/word/2018/wordml/cex" xmlns:w16cid="http://schemas.microsoft.com/office/word/2016/wordml/cid" xmlns:w16="http://schemas.microsoft.com/office/word/2018/wordml" xmlns:w16du="http://schemas.microsoft.com/office/word/2023/wordml/word16du" xmlns:w16sdtdh="http://schemas.microsoft.com/office/word/2020/wordml/sdtdatahash" xmlns:w16sdtfl="http://schemas.microsoft.com/office/word/2024/wordml/sdtformatlock" xmlns:w16se="http://schemas.microsoft.com/office/word/2015/wordml/symex" xmlns:wpg="http://schemas.microsoft.com/office/word/2010/wordprocessingGroup" xmlns:wpi="http://schemas.microsoft.com/office/word/2010/wordprocessingInk" xmlns:wne="http://schemas.microsoft.com/office/word/2006/wordml" xmlns:wps="http://schemas.microsoft.com/office/word/2010/wordprocessingShape" mc:Ignorable="w14 w15 w16se w16cid w16 w16cex w16sdtdh w16sdtfl w16du wp14">
   <w:body>
     <w:p>
       <w:r>
@@ -111,21 +111,58 @@
                 <w:szCs w:val="22"/>
               </w:rPr>
             </w:pPr>
-            <w:proofErr w:type="gramStart"/>
             <w:r>
               <w:rPr>
                 <w:sz w:val="22"/>
                 <w:szCs w:val="22"/>
               </w:rPr>
-              <w:t>{{ d</w:t>
-            </w:r>
-            <w:proofErr w:type="gramEnd"/>
-            <w:r>
-              <w:rPr>
+              <w:t>{{ d[‘timestamp’] }}</w:t>
+            </w:r>
+          </w:p>
+        </w:tc>
+      </w:tr>
+      <w:tr>
+        <w:tc>
+          <w:tcPr>
+            <w:tcW w:w="3005" w:type="dxa"/>
+          </w:tcPr>
+          <w:p>
+            <w:pPr>
+              <w:rPr>
+                <w:b/>
+                <w:bCs/>
                 <w:sz w:val="22"/>
                 <w:szCs w:val="22"/>
               </w:rPr>
-              <w:t>[‘timestamp’] }}</w:t>
+            </w:pPr>
+            <w:r>
+              <w:rPr>
+                <w:b/>
+                <w:bCs/>
+                <w:sz w:val="22"/>
+                <w:szCs w:val="22"/>
+              </w:rPr>
+              <w:t>Software version</w:t>
+            </w:r>
+          </w:p>
+        </w:tc>
+        <w:tc>
+          <w:tcPr>
+            <w:tcW w:w="6011" w:type="dxa"/>
+          </w:tcPr>
+          <w:p>
+            <w:pPr>
+              <w:rPr>
+                <w:sz w:val="22"/>
+                <w:szCs w:val="22"/>
+              </w:rPr>
+            </w:pPr>
+            <w:r>
+              <w:rPr>
+                <w:sz w:val="22"/>
+                <w:szCs w:val="22"/>
+              </w:rPr>
+              <w:t>TB-Profiler v{{ d[‘pipeline’][‘software_version’] }}</w:t>
             </w:r>
           </w:p>
         </w:tc>
@@ -151,7 +188,7 @@
                 <w:sz w:val="22"/>
                 <w:szCs w:val="22"/>
               </w:rPr>
-              <w:t>Software version</w:t>
+              <w:t>Database version</w:t>
             </w:r>
           </w:p>
         </w:tc>
@@ -171,39 +208,53 @@
                 <w:sz w:val="22"/>
                 <w:szCs w:val="22"/>
               </w:rPr>
-              <w:t xml:space="preserve">TB-Profiler </w:t>
-            </w:r>
-            <w:proofErr w:type="gramStart"/>
-            <w:r>
-              <w:rPr>
+              <w:t>{{ d[‘pipeline’][‘db_version’][‘name’] }} - {{ d[‘pipeline’][‘db_version’][‘commit’] }}</w:t>
+            </w:r>
+          </w:p>
+        </w:tc>
+      </w:tr>
+      <w:tr>
+        <w:tc>
+          <w:tcPr>
+            <w:tcW w:w="3005" w:type="dxa"/>
+          </w:tcPr>
+          <w:p>
+            <w:pPr>
+              <w:rPr>
+                <w:b/>
+                <w:bCs/>
                 <w:sz w:val="22"/>
                 <w:szCs w:val="22"/>
               </w:rPr>
-              <w:t>v{</w:t>
-            </w:r>
-            <w:proofErr w:type="gramEnd"/>
-            <w:r>
-              <w:rPr>
+            </w:pPr>
+            <w:r>
+              <w:rPr>
+                <w:b/>
+                <w:bCs/>
                 <w:sz w:val="22"/>
                 <w:szCs w:val="22"/>
               </w:rPr>
-              <w:t>{ d[‘pipeline’][‘</w:t>
-            </w:r>
-            <w:proofErr w:type="spellStart"/>
-            <w:r>
+              <w:t>Sample ID</w:t>
+            </w:r>
+          </w:p>
+        </w:tc>
+        <w:tc>
+          <w:tcPr>
+            <w:tcW w:w="6011" w:type="dxa"/>
+          </w:tcPr>
+          <w:p>
+            <w:pPr>
               <w:rPr>
                 <w:sz w:val="22"/>
                 <w:szCs w:val="22"/>
               </w:rPr>
-              <w:t>software_version</w:t>
-            </w:r>
-            <w:proofErr w:type="spellEnd"/>
+            </w:pPr>
             <w:r>
               <w:rPr>
                 <w:sz w:val="22"/>
                 <w:szCs w:val="22"/>
               </w:rPr>
-              <w:t>’] }}</w:t>
+              <w:t>{{ d[‘id’] }}</w:t>
             </w:r>
           </w:p>
         </w:tc>
@@ -229,7 +280,7 @@
                 <w:sz w:val="22"/>
                 <w:szCs w:val="22"/>
               </w:rPr>
-              <w:t>Database version</w:t>
+              <w:t>Median coverage</w:t>
             </w:r>
           </w:p>
         </w:tc>
@@ -244,53 +295,104 @@
                 <w:szCs w:val="22"/>
               </w:rPr>
             </w:pPr>
-            <w:proofErr w:type="gramStart"/>
             <w:r>
               <w:rPr>
                 <w:sz w:val="22"/>
                 <w:szCs w:val="22"/>
               </w:rPr>
-              <w:t>{{ d</w:t>
-            </w:r>
-            <w:proofErr w:type="gramEnd"/>
-            <w:r>
-              <w:rPr>
+              <w:t>{{ d[‘qc’][‘target_median_depth’] }}</w:t>
+            </w:r>
+          </w:p>
+        </w:tc>
+      </w:tr>
+      <w:tr>
+        <w:tc>
+          <w:tcPr>
+            <w:tcW w:w="3005" w:type="dxa"/>
+          </w:tcPr>
+          <w:p>
+            <w:pPr>
+              <w:rPr>
+                <w:b/>
+                <w:bCs/>
                 <w:sz w:val="22"/>
                 <w:szCs w:val="22"/>
               </w:rPr>
-              <w:t>[‘pipeline’][‘</w:t>
-            </w:r>
-            <w:proofErr w:type="spellStart"/>
-            <w:r>
-              <w:rPr>
+            </w:pPr>
+            <w:r>
+              <w:rPr>
+                <w:b/>
+                <w:bCs/>
                 <w:sz w:val="22"/>
                 <w:szCs w:val="22"/>
               </w:rPr>
-              <w:t>db_version</w:t>
-            </w:r>
-            <w:proofErr w:type="spellEnd"/>
-            <w:r>
+              <w:t>Strain type</w:t>
+            </w:r>
+          </w:p>
+        </w:tc>
+        <w:tc>
+          <w:tcPr>
+            <w:tcW w:w="6011" w:type="dxa"/>
+          </w:tcPr>
+          <w:p>
+            <w:pPr>
               <w:rPr>
                 <w:sz w:val="22"/>
                 <w:szCs w:val="22"/>
               </w:rPr>
-              <w:t>’][‘name’] }} - {{ d[‘pipeline’][‘</w:t>
-            </w:r>
-            <w:proofErr w:type="spellStart"/>
+            </w:pPr>
             <w:r>
               <w:rPr>
                 <w:sz w:val="22"/>
                 <w:szCs w:val="22"/>
               </w:rPr>
-              <w:t>db_version</w:t>
-            </w:r>
-            <w:proofErr w:type="spellEnd"/>
-            <w:r>
-              <w:rPr>
+              <w:t>{{ d[‘sub_lineage’] }}</w:t>
+            </w:r>
+          </w:p>
+        </w:tc>
+      </w:tr>
+      <w:tr>
+        <w:tc>
+          <w:tcPr>
+            <w:tcW w:w="3005" w:type="dxa"/>
+          </w:tcPr>
+          <w:p>
+            <w:pPr>
+              <w:rPr>
+                <w:b/>
+                <w:bCs/>
                 <w:sz w:val="22"/>
                 <w:szCs w:val="22"/>
               </w:rPr>
-              <w:t>’][‘commit’] }}</w:t>
+            </w:pPr>
+            <w:r>
+              <w:rPr>
+                <w:b/>
+                <w:bCs/>
+                <w:sz w:val="22"/>
+                <w:szCs w:val="22"/>
+              </w:rPr>
+              <w:t>Drug resistance</w:t>
+            </w:r>
+          </w:p>
+        </w:tc>
+        <w:tc>
+          <w:tcPr>
+            <w:tcW w:w="6011" w:type="dxa"/>
+          </w:tcPr>
+          <w:p>
+            <w:pPr>
+              <w:rPr>
+                <w:sz w:val="22"/>
+                <w:szCs w:val="22"/>
+              </w:rPr>
+            </w:pPr>
+            <w:r>
+              <w:rPr>
+                <w:sz w:val="22"/>
+                <w:szCs w:val="22"/>
+              </w:rPr>
+              <w:t>{{ d[‘drtype’] }}</w:t>
             </w:r>
           </w:p>
         </w:tc>
@@ -298,13 +400,12 @@
       <w:tr>
         <w:tc>
           <w:tcPr>
-            <w:tcW w:w="3005" w:type="dxa"/>
-          </w:tcPr>
-          <w:p>
-            <w:pPr>
-              <w:rPr>
-                <w:b/>
-                <w:bCs/>
+            <w:tcW w:w="9016" w:type="dxa"/>
+            <w:gridSpan w:val="2"/>
+          </w:tcPr>
+          <w:p>
+            <w:pPr>
+              <w:rPr>
                 <w:sz w:val="22"/>
                 <w:szCs w:val="22"/>
               </w:rPr>
@@ -316,361 +417,46 @@
                 <w:sz w:val="22"/>
                 <w:szCs w:val="22"/>
               </w:rPr>
-              <w:t>Sample ID</w:t>
-            </w:r>
-          </w:p>
-        </w:tc>
-        <w:tc>
-          <w:tcPr>
-            <w:tcW w:w="6011" w:type="dxa"/>
-          </w:tcPr>
-          <w:p>
-            <w:pPr>
+              <w:t>Result summary</w:t>
+            </w:r>
+            <w:r>
               <w:rPr>
                 <w:sz w:val="22"/>
                 <w:szCs w:val="22"/>
               </w:rPr>
-            </w:pPr>
-            <w:proofErr w:type="gramStart"/>
-            <w:r>
+              <w:t>: {{ result_summary }}</w:t>
+            </w:r>
+          </w:p>
+        </w:tc>
+      </w:tr>
+      <w:tr>
+        <w:tc>
+          <w:tcPr>
+            <w:tcW w:w="9016" w:type="dxa"/>
+            <w:gridSpan w:val="2"/>
+          </w:tcPr>
+          <w:p>
+            <w:pPr>
               <w:rPr>
                 <w:sz w:val="22"/>
                 <w:szCs w:val="22"/>
               </w:rPr>
-              <w:t>{{ d</w:t>
-            </w:r>
-            <w:proofErr w:type="gramEnd"/>
-            <w:r>
-              <w:rPr>
+            </w:pPr>
+            <w:r>
+              <w:rPr>
+                <w:b/>
+                <w:bCs/>
                 <w:sz w:val="22"/>
                 <w:szCs w:val="22"/>
               </w:rPr>
-              <w:t>[‘id’] }}</w:t>
-            </w:r>
-          </w:p>
-        </w:tc>
-      </w:tr>
-      <w:tr>
-        <w:tc>
-          <w:tcPr>
-            <w:tcW w:w="3005" w:type="dxa"/>
-          </w:tcPr>
-          <w:p>
-            <w:pPr>
-              <w:rPr>
-                <w:b/>
-                <w:bCs/>
+              <w:t>Notes</w:t>
+            </w:r>
+            <w:r>
+              <w:rPr>
                 <w:sz w:val="22"/>
                 <w:szCs w:val="22"/>
               </w:rPr>
-            </w:pPr>
-            <w:r>
-              <w:rPr>
-                <w:b/>
-                <w:bCs/>
-                <w:sz w:val="22"/>
-                <w:szCs w:val="22"/>
-              </w:rPr>
-              <w:t>Median coverage</w:t>
-            </w:r>
-          </w:p>
-        </w:tc>
-        <w:tc>
-          <w:tcPr>
-            <w:tcW w:w="6011" w:type="dxa"/>
-          </w:tcPr>
-          <w:p>
-            <w:pPr>
-              <w:rPr>
-                <w:sz w:val="22"/>
-                <w:szCs w:val="22"/>
-              </w:rPr>
-            </w:pPr>
-            <w:proofErr w:type="gramStart"/>
-            <w:r>
-              <w:rPr>
-                <w:sz w:val="22"/>
-                <w:szCs w:val="22"/>
-              </w:rPr>
-              <w:t>{{ d</w:t>
-            </w:r>
-            <w:proofErr w:type="gramEnd"/>
-            <w:r>
-              <w:rPr>
-                <w:sz w:val="22"/>
-                <w:szCs w:val="22"/>
-              </w:rPr>
-              <w:t>[‘qc’][‘</w:t>
-            </w:r>
-            <w:proofErr w:type="spellStart"/>
-            <w:r>
-              <w:rPr>
-                <w:sz w:val="22"/>
-                <w:szCs w:val="22"/>
-              </w:rPr>
-              <w:t>target_median_depth</w:t>
-            </w:r>
-            <w:proofErr w:type="spellEnd"/>
-            <w:r>
-              <w:rPr>
-                <w:sz w:val="22"/>
-                <w:szCs w:val="22"/>
-              </w:rPr>
-              <w:t>’] }}</w:t>
-            </w:r>
-          </w:p>
-        </w:tc>
-      </w:tr>
-      <w:tr>
-        <w:tc>
-          <w:tcPr>
-            <w:tcW w:w="3005" w:type="dxa"/>
-          </w:tcPr>
-          <w:p>
-            <w:pPr>
-              <w:rPr>
-                <w:b/>
-                <w:bCs/>
-                <w:sz w:val="22"/>
-                <w:szCs w:val="22"/>
-              </w:rPr>
-            </w:pPr>
-            <w:r>
-              <w:rPr>
-                <w:b/>
-                <w:bCs/>
-                <w:sz w:val="22"/>
-                <w:szCs w:val="22"/>
-              </w:rPr>
-              <w:t>Strain type</w:t>
-            </w:r>
-          </w:p>
-        </w:tc>
-        <w:tc>
-          <w:tcPr>
-            <w:tcW w:w="6011" w:type="dxa"/>
-          </w:tcPr>
-          <w:p>
-            <w:pPr>
-              <w:rPr>
-                <w:sz w:val="22"/>
-                <w:szCs w:val="22"/>
-              </w:rPr>
-            </w:pPr>
-            <w:proofErr w:type="gramStart"/>
-            <w:r>
-              <w:rPr>
-                <w:sz w:val="22"/>
-                <w:szCs w:val="22"/>
-              </w:rPr>
-              <w:t>{{ d</w:t>
-            </w:r>
-            <w:proofErr w:type="gramEnd"/>
-            <w:r>
-              <w:rPr>
-                <w:sz w:val="22"/>
-                <w:szCs w:val="22"/>
-              </w:rPr>
-              <w:t>[‘</w:t>
-            </w:r>
-            <w:proofErr w:type="spellStart"/>
-            <w:r>
-              <w:rPr>
-                <w:sz w:val="22"/>
-                <w:szCs w:val="22"/>
-              </w:rPr>
-              <w:t>sub_lineage</w:t>
-            </w:r>
-            <w:proofErr w:type="spellEnd"/>
-            <w:r>
-              <w:rPr>
-                <w:sz w:val="22"/>
-                <w:szCs w:val="22"/>
-              </w:rPr>
-              <w:t>’] }}</w:t>
-            </w:r>
-          </w:p>
-        </w:tc>
-      </w:tr>
-      <w:tr>
-        <w:tc>
-          <w:tcPr>
-            <w:tcW w:w="3005" w:type="dxa"/>
-          </w:tcPr>
-          <w:p>
-            <w:pPr>
-              <w:rPr>
-                <w:b/>
-                <w:bCs/>
-                <w:sz w:val="22"/>
-                <w:szCs w:val="22"/>
-              </w:rPr>
-            </w:pPr>
-            <w:r>
-              <w:rPr>
-                <w:b/>
-                <w:bCs/>
-                <w:sz w:val="22"/>
-                <w:szCs w:val="22"/>
-              </w:rPr>
-              <w:t>Drug resistance</w:t>
-            </w:r>
-          </w:p>
-        </w:tc>
-        <w:tc>
-          <w:tcPr>
-            <w:tcW w:w="6011" w:type="dxa"/>
-          </w:tcPr>
-          <w:p>
-            <w:pPr>
-              <w:rPr>
-                <w:sz w:val="22"/>
-                <w:szCs w:val="22"/>
-              </w:rPr>
-            </w:pPr>
-            <w:proofErr w:type="gramStart"/>
-            <w:r>
-              <w:rPr>
-                <w:sz w:val="22"/>
-                <w:szCs w:val="22"/>
-              </w:rPr>
-              <w:t>{{ d</w:t>
-            </w:r>
-            <w:proofErr w:type="gramEnd"/>
-            <w:r>
-              <w:rPr>
-                <w:sz w:val="22"/>
-                <w:szCs w:val="22"/>
-              </w:rPr>
-              <w:t>[‘</w:t>
-            </w:r>
-            <w:proofErr w:type="spellStart"/>
-            <w:r>
-              <w:rPr>
-                <w:sz w:val="22"/>
-                <w:szCs w:val="22"/>
-              </w:rPr>
-              <w:t>drtype</w:t>
-            </w:r>
-            <w:proofErr w:type="spellEnd"/>
-            <w:r>
-              <w:rPr>
-                <w:sz w:val="22"/>
-                <w:szCs w:val="22"/>
-              </w:rPr>
-              <w:t>’] }}</w:t>
-            </w:r>
-          </w:p>
-        </w:tc>
-      </w:tr>
-      <w:tr>
-        <w:tc>
-          <w:tcPr>
-            <w:tcW w:w="9016" w:type="dxa"/>
-            <w:gridSpan w:val="2"/>
-          </w:tcPr>
-          <w:p>
-            <w:pPr>
-              <w:rPr>
-                <w:sz w:val="22"/>
-                <w:szCs w:val="22"/>
-              </w:rPr>
-            </w:pPr>
-            <w:r>
-              <w:rPr>
-                <w:b/>
-                <w:bCs/>
-                <w:sz w:val="22"/>
-                <w:szCs w:val="22"/>
-              </w:rPr>
-              <w:t>Result summary</w:t>
-            </w:r>
-            <w:r>
-              <w:rPr>
-                <w:sz w:val="22"/>
-                <w:szCs w:val="22"/>
-              </w:rPr>
-              <w:t xml:space="preserve">: </w:t>
-            </w:r>
-            <w:proofErr w:type="gramStart"/>
-            <w:r>
-              <w:rPr>
-                <w:sz w:val="22"/>
-                <w:szCs w:val="22"/>
-              </w:rPr>
-              <w:t xml:space="preserve">{{ </w:t>
-            </w:r>
-            <w:proofErr w:type="spellStart"/>
-            <w:r>
-              <w:rPr>
-                <w:sz w:val="22"/>
-                <w:szCs w:val="22"/>
-              </w:rPr>
-              <w:t>result</w:t>
-            </w:r>
-            <w:proofErr w:type="gramEnd"/>
-            <w:r>
-              <w:rPr>
-                <w:sz w:val="22"/>
-                <w:szCs w:val="22"/>
-              </w:rPr>
-              <w:t>_summary</w:t>
-            </w:r>
-            <w:proofErr w:type="spellEnd"/>
-            <w:r>
-              <w:rPr>
-                <w:sz w:val="22"/>
-                <w:szCs w:val="22"/>
-              </w:rPr>
-              <w:t xml:space="preserve"> }}</w:t>
-            </w:r>
-          </w:p>
-        </w:tc>
-      </w:tr>
-      <w:tr>
-        <w:tc>
-          <w:tcPr>
-            <w:tcW w:w="9016" w:type="dxa"/>
-            <w:gridSpan w:val="2"/>
-          </w:tcPr>
-          <w:p>
-            <w:pPr>
-              <w:rPr>
-                <w:sz w:val="22"/>
-                <w:szCs w:val="22"/>
-              </w:rPr>
-            </w:pPr>
-            <w:r>
-              <w:rPr>
-                <w:b/>
-                <w:bCs/>
-                <w:sz w:val="22"/>
-                <w:szCs w:val="22"/>
-              </w:rPr>
-              <w:t>Notes</w:t>
-            </w:r>
-            <w:r>
-              <w:rPr>
-                <w:sz w:val="22"/>
-                <w:szCs w:val="22"/>
-              </w:rPr>
-              <w:t xml:space="preserve">: </w:t>
-            </w:r>
-            <w:proofErr w:type="gramStart"/>
-            <w:r>
-              <w:rPr>
-                <w:sz w:val="22"/>
-                <w:szCs w:val="22"/>
-              </w:rPr>
-              <w:t>{{ notes</w:t>
-            </w:r>
-            <w:proofErr w:type="gramEnd"/>
-            <w:r>
-              <w:rPr>
-                <w:sz w:val="22"/>
-                <w:szCs w:val="22"/>
-              </w:rPr>
-              <w:t xml:space="preserve"> }}</w:t>
+              <w:t>: {{ notes }}</w:t>
             </w:r>
           </w:p>
           <w:p>
@@ -933,19 +719,11 @@
                 <w:szCs w:val="21"/>
               </w:rPr>
             </w:pPr>
-            <w:proofErr w:type="gramStart"/>
-            <w:r>
-              <w:rPr>
-                <w:szCs w:val="21"/>
-              </w:rPr>
-              <w:t>{{ r</w:t>
-            </w:r>
-            <w:proofErr w:type="gramEnd"/>
-            <w:r>
-              <w:rPr>
-                <w:szCs w:val="21"/>
-              </w:rPr>
-              <w:t>[‘drug’] }}</w:t>
+            <w:r>
+              <w:rPr>
+                <w:szCs w:val="21"/>
+              </w:rPr>
+              <w:t>{{ r[‘drug’] }}</w:t>
             </w:r>
           </w:p>
         </w:tc>
@@ -993,23 +771,13 @@
               </w:rPr>
               <w:t xml:space="preserve"> {% endif %} </w:t>
             </w:r>
-            <w:proofErr w:type="gramStart"/>
             <w:r>
               <w:rPr>
                 <w:i/>
                 <w:iCs/>
                 <w:szCs w:val="21"/>
               </w:rPr>
-              <w:t>{{ r</w:t>
-            </w:r>
-            <w:proofErr w:type="gramEnd"/>
-            <w:r>
-              <w:rPr>
-                <w:i/>
-                <w:iCs/>
-                <w:szCs w:val="21"/>
-              </w:rPr>
-              <w:t>[‘gene’] }}</w:t>
+              <w:t>{{ r[‘gene’] }}</w:t>
             </w:r>
           </w:p>
         </w:tc>
@@ -1023,19 +791,11 @@
                 <w:szCs w:val="21"/>
               </w:rPr>
             </w:pPr>
-            <w:proofErr w:type="gramStart"/>
-            <w:r>
-              <w:rPr>
-                <w:szCs w:val="21"/>
-              </w:rPr>
-              <w:t>{{ r</w:t>
-            </w:r>
-            <w:proofErr w:type="gramEnd"/>
-            <w:r>
-              <w:rPr>
-                <w:szCs w:val="21"/>
-              </w:rPr>
-              <w:t>[‘change’] }}</w:t>
+            <w:r>
+              <w:rPr>
+                <w:szCs w:val="21"/>
+              </w:rPr>
+              <w:t>{{ r[‘change’] }}</w:t>
             </w:r>
           </w:p>
         </w:tc>
@@ -1049,33 +809,11 @@
                 <w:szCs w:val="21"/>
               </w:rPr>
             </w:pPr>
-            <w:proofErr w:type="gramStart"/>
-            <w:r>
-              <w:rPr>
-                <w:szCs w:val="21"/>
-              </w:rPr>
-              <w:t>{{ r</w:t>
-            </w:r>
-            <w:proofErr w:type="gramEnd"/>
-            <w:r>
-              <w:rPr>
-                <w:szCs w:val="21"/>
-              </w:rPr>
-              <w:t>[‘</w:t>
-            </w:r>
-            <w:proofErr w:type="spellStart"/>
-            <w:r>
-              <w:rPr>
-                <w:szCs w:val="21"/>
-              </w:rPr>
-              <w:t>freq</w:t>
-            </w:r>
-            <w:proofErr w:type="spellEnd"/>
-            <w:r>
-              <w:rPr>
-                <w:szCs w:val="21"/>
-              </w:rPr>
-              <w:t>’] }}</w:t>
+            <w:r>
+              <w:rPr>
+                <w:szCs w:val="21"/>
+              </w:rPr>
+              <w:t>{{ r[‘freq’] }}</w:t>
             </w:r>
           </w:p>
         </w:tc>
@@ -1089,19 +827,11 @@
                 <w:szCs w:val="21"/>
               </w:rPr>
             </w:pPr>
-            <w:proofErr w:type="gramStart"/>
-            <w:r>
-              <w:rPr>
-                <w:szCs w:val="21"/>
-              </w:rPr>
-              <w:t>{{ r</w:t>
-            </w:r>
-            <w:proofErr w:type="gramEnd"/>
-            <w:r>
-              <w:rPr>
-                <w:szCs w:val="21"/>
-              </w:rPr>
-              <w:t xml:space="preserve">[‘confidence’] }} </w:t>
+            <w:r>
+              <w:rPr>
+                <w:szCs w:val="21"/>
+              </w:rPr>
+              <w:t xml:space="preserve">{{ r[‘confidence’] }} </w:t>
             </w:r>
             <w:r>
               <w:rPr>
@@ -1129,21 +859,7 @@
               <w:rPr>
                 <w:szCs w:val="21"/>
               </w:rPr>
-              <w:t xml:space="preserve">{%tr </w:t>
-            </w:r>
-            <w:proofErr w:type="spellStart"/>
-            <w:r>
-              <w:rPr>
-                <w:szCs w:val="21"/>
-              </w:rPr>
-              <w:t>endfor</w:t>
-            </w:r>
-            <w:proofErr w:type="spellEnd"/>
-            <w:r>
-              <w:rPr>
-                <w:szCs w:val="21"/>
-              </w:rPr>
-              <w:t xml:space="preserve"> %}</w:t>
+              <w:t>{%tr endfor %}</w:t>
             </w:r>
           </w:p>
         </w:tc>
@@ -1182,79 +898,35 @@
                 <w:szCs w:val="21"/>
               </w:rPr>
             </w:pPr>
-            <w:proofErr w:type="gramStart"/>
             <w:r>
               <w:rPr>
                 <w:color w:val="404040" w:themeColor="text1" w:themeTint="BF"/>
                 <w:szCs w:val="21"/>
                 <w:vertAlign w:val="superscript"/>
               </w:rPr>
-              <w:t xml:space="preserve">{{ </w:t>
-            </w:r>
-            <w:proofErr w:type="spellStart"/>
+              <w:t>{{ loop.index }}</w:t>
+            </w:r>
             <w:r>
               <w:rPr>
                 <w:color w:val="404040" w:themeColor="text1" w:themeTint="BF"/>
                 <w:szCs w:val="21"/>
-                <w:vertAlign w:val="superscript"/>
-              </w:rPr>
-              <w:t>loop</w:t>
-            </w:r>
-            <w:proofErr w:type="gramEnd"/>
-            <w:r>
+              </w:rPr>
+              <w:t xml:space="preserve"> {{ c }}</w:t>
+            </w:r>
+          </w:p>
+          <w:p>
+            <w:pPr>
               <w:rPr>
                 <w:color w:val="404040" w:themeColor="text1" w:themeTint="BF"/>
                 <w:szCs w:val="21"/>
-                <w:vertAlign w:val="superscript"/>
-              </w:rPr>
-              <w:t>.index</w:t>
-            </w:r>
-            <w:proofErr w:type="spellEnd"/>
+              </w:rPr>
+            </w:pPr>
             <w:r>
               <w:rPr>
                 <w:color w:val="404040" w:themeColor="text1" w:themeTint="BF"/>
                 <w:szCs w:val="21"/>
-                <w:vertAlign w:val="superscript"/>
-              </w:rPr>
-              <w:t xml:space="preserve"> }}</w:t>
-            </w:r>
-            <w:r>
-              <w:rPr>
-                <w:color w:val="404040" w:themeColor="text1" w:themeTint="BF"/>
-                <w:szCs w:val="21"/>
-              </w:rPr>
-              <w:t xml:space="preserve"> {{ c }}</w:t>
-            </w:r>
-          </w:p>
-          <w:p>
-            <w:pPr>
-              <w:rPr>
-                <w:color w:val="404040" w:themeColor="text1" w:themeTint="BF"/>
-                <w:szCs w:val="21"/>
-              </w:rPr>
-            </w:pPr>
-            <w:r>
-              <w:rPr>
-                <w:color w:val="404040" w:themeColor="text1" w:themeTint="BF"/>
-                <w:szCs w:val="21"/>
-              </w:rPr>
-              <w:t xml:space="preserve">{%- </w:t>
-            </w:r>
-            <w:proofErr w:type="spellStart"/>
-            <w:r>
-              <w:rPr>
-                <w:color w:val="404040" w:themeColor="text1" w:themeTint="BF"/>
-                <w:szCs w:val="21"/>
-              </w:rPr>
-              <w:t>endfor</w:t>
-            </w:r>
-            <w:proofErr w:type="spellEnd"/>
-            <w:r>
-              <w:rPr>
-                <w:color w:val="404040" w:themeColor="text1" w:themeTint="BF"/>
-                <w:szCs w:val="21"/>
-              </w:rPr>
-              <w:t xml:space="preserve"> %}</w:t>
+              </w:rPr>
+              <w:t>{%- endfor %}</w:t>
             </w:r>
           </w:p>
           <w:p>
@@ -1651,19 +1323,11 @@
               </w:rPr>
               <w:t xml:space="preserve">{%tr for r in </w:t>
             </w:r>
-            <w:proofErr w:type="spellStart"/>
-            <w:r>
-              <w:rPr>
-                <w:szCs w:val="21"/>
-              </w:rPr>
-              <w:t>fail_variants</w:t>
-            </w:r>
-            <w:proofErr w:type="spellEnd"/>
-            <w:r>
-              <w:rPr>
-                <w:szCs w:val="21"/>
-              </w:rPr>
-              <w:t xml:space="preserve"> </w:t>
+            <w:r>
+              <w:rPr>
+                <w:szCs w:val="21"/>
+              </w:rPr>
+              <w:t xml:space="preserve">fail_variants </w:t>
             </w:r>
             <w:r>
               <w:rPr>
@@ -1719,23 +1383,13 @@
               </w:rPr>
               <w:t xml:space="preserve"> {% endif %} </w:t>
             </w:r>
-            <w:proofErr w:type="gramStart"/>
             <w:r>
               <w:rPr>
                 <w:i/>
                 <w:iCs/>
                 <w:szCs w:val="21"/>
               </w:rPr>
-              <w:t>{{ r</w:t>
-            </w:r>
-            <w:proofErr w:type="gramEnd"/>
-            <w:r>
-              <w:rPr>
-                <w:i/>
-                <w:iCs/>
-                <w:szCs w:val="21"/>
-              </w:rPr>
-              <w:t>[‘gene’] }}</w:t>
+              <w:t>{{ r[‘gene’] }}</w:t>
             </w:r>
           </w:p>
         </w:tc>
@@ -1749,19 +1403,11 @@
                 <w:szCs w:val="21"/>
               </w:rPr>
             </w:pPr>
-            <w:proofErr w:type="gramStart"/>
-            <w:r>
-              <w:rPr>
-                <w:szCs w:val="21"/>
-              </w:rPr>
-              <w:t>{{ r</w:t>
-            </w:r>
-            <w:proofErr w:type="gramEnd"/>
-            <w:r>
-              <w:rPr>
-                <w:szCs w:val="21"/>
-              </w:rPr>
-              <w:t>[‘change’] }}</w:t>
+            <w:r>
+              <w:rPr>
+                <w:szCs w:val="21"/>
+              </w:rPr>
+              <w:t>{{ r[‘change’] }}</w:t>
             </w:r>
           </w:p>
         </w:tc>
@@ -1775,19 +1421,11 @@
                 <w:szCs w:val="21"/>
               </w:rPr>
             </w:pPr>
-            <w:proofErr w:type="gramStart"/>
-            <w:r>
-              <w:rPr>
-                <w:szCs w:val="21"/>
-              </w:rPr>
-              <w:t>{{ r</w:t>
-            </w:r>
-            <w:proofErr w:type="gramEnd"/>
-            <w:r>
-              <w:rPr>
-                <w:szCs w:val="21"/>
-              </w:rPr>
-              <w:t>[‘drug’] }}</w:t>
+            <w:r>
+              <w:rPr>
+                <w:szCs w:val="21"/>
+              </w:rPr>
+              <w:t>{{ r[‘drug’] }}</w:t>
             </w:r>
           </w:p>
         </w:tc>
@@ -1801,19 +1439,11 @@
                 <w:szCs w:val="21"/>
               </w:rPr>
             </w:pPr>
-            <w:proofErr w:type="gramStart"/>
-            <w:r>
-              <w:rPr>
-                <w:szCs w:val="21"/>
-              </w:rPr>
-              <w:t>{{ r</w:t>
-            </w:r>
-            <w:proofErr w:type="gramEnd"/>
-            <w:r>
-              <w:rPr>
-                <w:szCs w:val="21"/>
-              </w:rPr>
-              <w:t xml:space="preserve">[‘confidence’] }} </w:t>
+            <w:r>
+              <w:rPr>
+                <w:szCs w:val="21"/>
+              </w:rPr>
+              <w:t xml:space="preserve">{{ r[‘confidence’] }} </w:t>
             </w:r>
             <w:r>
               <w:rPr>
@@ -1834,6 +1464,12 @@
                 <w:szCs w:val="21"/>
               </w:rPr>
             </w:pPr>
+            <w:r>
+              <w:rPr>
+                <w:szCs w:val="21"/>
+              </w:rPr>
+              <w:t>{{ r[‘depth’] }}</w:t>
+            </w:r>
           </w:p>
         </w:tc>
         <w:tc>
@@ -1846,6 +1482,12 @@
                 <w:szCs w:val="21"/>
               </w:rPr>
             </w:pPr>
+            <w:r>
+              <w:rPr>
+                <w:szCs w:val="21"/>
+              </w:rPr>
+              <w:t>{{ r[‘freq’] }}</w:t>
+            </w:r>
           </w:p>
         </w:tc>
       </w:tr>
@@ -1865,21 +1507,7 @@
               <w:rPr>
                 <w:szCs w:val="21"/>
               </w:rPr>
-              <w:t xml:space="preserve">{%tr </w:t>
-            </w:r>
-            <w:proofErr w:type="spellStart"/>
-            <w:r>
-              <w:rPr>
-                <w:szCs w:val="21"/>
-              </w:rPr>
-              <w:t>endfor</w:t>
-            </w:r>
-            <w:proofErr w:type="spellEnd"/>
-            <w:r>
-              <w:rPr>
-                <w:szCs w:val="21"/>
-              </w:rPr>
-              <w:t xml:space="preserve"> %}</w:t>
+              <w:t>{%tr endfor %}</w:t>
             </w:r>
           </w:p>
         </w:tc>
@@ -1908,106 +1536,46 @@
                 <w:color w:val="404040" w:themeColor="text1" w:themeTint="BF"/>
                 <w:szCs w:val="21"/>
               </w:rPr>
-              <w:t xml:space="preserve">{% for c in </w:t>
-            </w:r>
-            <w:proofErr w:type="spellStart"/>
-            <w:r>
+              <w:t>{% for c in fail_comments %}</w:t>
+            </w:r>
+          </w:p>
+          <w:p>
+            <w:pPr>
               <w:rPr>
                 <w:color w:val="404040" w:themeColor="text1" w:themeTint="BF"/>
                 <w:szCs w:val="21"/>
               </w:rPr>
-              <w:t>fail_comments</w:t>
-            </w:r>
-            <w:proofErr w:type="spellEnd"/>
+            </w:pPr>
             <w:r>
               <w:rPr>
                 <w:color w:val="404040" w:themeColor="text1" w:themeTint="BF"/>
                 <w:szCs w:val="21"/>
-              </w:rPr>
-              <w:t xml:space="preserve"> %}</w:t>
-            </w:r>
-          </w:p>
-          <w:p>
-            <w:pPr>
+                <w:vertAlign w:val="superscript"/>
+              </w:rPr>
+              <w:lastRenderedPageBreak/>
+              <w:t>{{ loop.index }}</w:t>
+            </w:r>
+            <w:r>
               <w:rPr>
                 <w:color w:val="404040" w:themeColor="text1" w:themeTint="BF"/>
                 <w:szCs w:val="21"/>
               </w:rPr>
-            </w:pPr>
-            <w:proofErr w:type="gramStart"/>
-            <w:r>
+              <w:t xml:space="preserve"> {{ c }}</w:t>
+            </w:r>
+          </w:p>
+          <w:p>
+            <w:pPr>
               <w:rPr>
                 <w:color w:val="404040" w:themeColor="text1" w:themeTint="BF"/>
                 <w:szCs w:val="21"/>
-                <w:vertAlign w:val="superscript"/>
-              </w:rPr>
-              <w:lastRenderedPageBreak/>
-              <w:t xml:space="preserve">{{ </w:t>
-            </w:r>
-            <w:proofErr w:type="spellStart"/>
+              </w:rPr>
+            </w:pPr>
             <w:r>
               <w:rPr>
                 <w:color w:val="404040" w:themeColor="text1" w:themeTint="BF"/>
                 <w:szCs w:val="21"/>
-                <w:vertAlign w:val="superscript"/>
-              </w:rPr>
-              <w:t>loop</w:t>
-            </w:r>
-            <w:proofErr w:type="gramEnd"/>
-            <w:r>
-              <w:rPr>
-                <w:color w:val="404040" w:themeColor="text1" w:themeTint="BF"/>
-                <w:szCs w:val="21"/>
-                <w:vertAlign w:val="superscript"/>
-              </w:rPr>
-              <w:t>.index</w:t>
-            </w:r>
-            <w:proofErr w:type="spellEnd"/>
-            <w:r>
-              <w:rPr>
-                <w:color w:val="404040" w:themeColor="text1" w:themeTint="BF"/>
-                <w:szCs w:val="21"/>
-                <w:vertAlign w:val="superscript"/>
-              </w:rPr>
-              <w:t xml:space="preserve"> }}</w:t>
-            </w:r>
-            <w:r>
-              <w:rPr>
-                <w:color w:val="404040" w:themeColor="text1" w:themeTint="BF"/>
-                <w:szCs w:val="21"/>
-              </w:rPr>
-              <w:t xml:space="preserve"> {{ c }}</w:t>
-            </w:r>
-          </w:p>
-          <w:p>
-            <w:pPr>
-              <w:rPr>
-                <w:color w:val="404040" w:themeColor="text1" w:themeTint="BF"/>
-                <w:szCs w:val="21"/>
-              </w:rPr>
-            </w:pPr>
-            <w:r>
-              <w:rPr>
-                <w:color w:val="404040" w:themeColor="text1" w:themeTint="BF"/>
-                <w:szCs w:val="21"/>
-              </w:rPr>
-              <w:t xml:space="preserve">{%- </w:t>
-            </w:r>
-            <w:proofErr w:type="spellStart"/>
-            <w:r>
-              <w:rPr>
-                <w:color w:val="404040" w:themeColor="text1" w:themeTint="BF"/>
-                <w:szCs w:val="21"/>
-              </w:rPr>
-              <w:t>endfor</w:t>
-            </w:r>
-            <w:proofErr w:type="spellEnd"/>
-            <w:r>
-              <w:rPr>
-                <w:color w:val="404040" w:themeColor="text1" w:themeTint="BF"/>
-                <w:szCs w:val="21"/>
-              </w:rPr>
-              <w:t xml:space="preserve"> %}</w:t>
+              </w:rPr>
+              <w:t>{%- endfor %}</w:t>
             </w:r>
           </w:p>
           <w:p>
@@ -2348,21 +1916,7 @@
               <w:rPr>
                 <w:szCs w:val="21"/>
               </w:rPr>
-              <w:t xml:space="preserve">{%tr for r in </w:t>
-            </w:r>
-            <w:proofErr w:type="spellStart"/>
-            <w:r>
-              <w:rPr>
-                <w:szCs w:val="21"/>
-              </w:rPr>
-              <w:t>other_variants</w:t>
-            </w:r>
-            <w:proofErr w:type="spellEnd"/>
-            <w:r>
-              <w:rPr>
-                <w:szCs w:val="21"/>
-              </w:rPr>
-              <w:t xml:space="preserve"> %}</w:t>
+              <w:t>{%tr for r in other_variants %}</w:t>
             </w:r>
           </w:p>
         </w:tc>
@@ -2412,23 +1966,13 @@
               </w:rPr>
               <w:t xml:space="preserve"> {% endif %} </w:t>
             </w:r>
-            <w:proofErr w:type="gramStart"/>
             <w:r>
               <w:rPr>
                 <w:i/>
                 <w:iCs/>
                 <w:szCs w:val="21"/>
               </w:rPr>
-              <w:t>{{ r</w:t>
-            </w:r>
-            <w:proofErr w:type="gramEnd"/>
-            <w:r>
-              <w:rPr>
-                <w:i/>
-                <w:iCs/>
-                <w:szCs w:val="21"/>
-              </w:rPr>
-              <w:t>[‘gene’] }}</w:t>
+              <w:t>{{ r[‘gene’] }}</w:t>
             </w:r>
           </w:p>
         </w:tc>
@@ -2442,19 +1986,11 @@
                 <w:szCs w:val="21"/>
               </w:rPr>
             </w:pPr>
-            <w:proofErr w:type="gramStart"/>
-            <w:r>
-              <w:rPr>
-                <w:szCs w:val="21"/>
-              </w:rPr>
-              <w:t>{{ r</w:t>
-            </w:r>
-            <w:proofErr w:type="gramEnd"/>
-            <w:r>
-              <w:rPr>
-                <w:szCs w:val="21"/>
-              </w:rPr>
-              <w:t>[‘change’] }}</w:t>
+            <w:r>
+              <w:rPr>
+                <w:szCs w:val="21"/>
+              </w:rPr>
+              <w:t>{{ r[‘change’] }}</w:t>
             </w:r>
           </w:p>
         </w:tc>
@@ -2468,19 +2004,11 @@
                 <w:szCs w:val="21"/>
               </w:rPr>
             </w:pPr>
-            <w:proofErr w:type="gramStart"/>
-            <w:r>
-              <w:rPr>
-                <w:szCs w:val="21"/>
-              </w:rPr>
-              <w:t>{{ r</w:t>
-            </w:r>
-            <w:proofErr w:type="gramEnd"/>
-            <w:r>
-              <w:rPr>
-                <w:szCs w:val="21"/>
-              </w:rPr>
-              <w:t>[‘depth’] }}</w:t>
+            <w:r>
+              <w:rPr>
+                <w:szCs w:val="21"/>
+              </w:rPr>
+              <w:t>{{ r[‘depth’] }}</w:t>
             </w:r>
           </w:p>
         </w:tc>
@@ -2494,33 +2022,11 @@
                 <w:szCs w:val="21"/>
               </w:rPr>
             </w:pPr>
-            <w:proofErr w:type="gramStart"/>
-            <w:r>
-              <w:rPr>
-                <w:szCs w:val="21"/>
-              </w:rPr>
-              <w:t>{{ r</w:t>
-            </w:r>
-            <w:proofErr w:type="gramEnd"/>
-            <w:r>
-              <w:rPr>
-                <w:szCs w:val="21"/>
-              </w:rPr>
-              <w:t>[‘</w:t>
-            </w:r>
-            <w:proofErr w:type="spellStart"/>
-            <w:r>
-              <w:rPr>
-                <w:szCs w:val="21"/>
-              </w:rPr>
-              <w:t>freq</w:t>
-            </w:r>
-            <w:proofErr w:type="spellEnd"/>
-            <w:r>
-              <w:rPr>
-                <w:szCs w:val="21"/>
-              </w:rPr>
-              <w:t>’] }}</w:t>
+            <w:r>
+              <w:rPr>
+                <w:szCs w:val="21"/>
+              </w:rPr>
+              <w:t>{{ r[‘freq’] }}</w:t>
             </w:r>
           </w:p>
         </w:tc>
@@ -2534,19 +2040,11 @@
                 <w:szCs w:val="21"/>
               </w:rPr>
             </w:pPr>
-            <w:proofErr w:type="gramStart"/>
-            <w:r>
-              <w:rPr>
-                <w:szCs w:val="21"/>
-              </w:rPr>
-              <w:t>{{ r</w:t>
-            </w:r>
-            <w:proofErr w:type="gramEnd"/>
-            <w:r>
-              <w:rPr>
-                <w:szCs w:val="21"/>
-              </w:rPr>
-              <w:t>[‘drug’] }}</w:t>
+            <w:r>
+              <w:rPr>
+                <w:szCs w:val="21"/>
+              </w:rPr>
+              <w:t>{{ r[‘drug’] }}</w:t>
             </w:r>
           </w:p>
         </w:tc>
@@ -2560,19 +2058,11 @@
                 <w:szCs w:val="21"/>
               </w:rPr>
             </w:pPr>
-            <w:proofErr w:type="gramStart"/>
-            <w:r>
-              <w:rPr>
-                <w:szCs w:val="21"/>
-              </w:rPr>
-              <w:t>{{ r</w:t>
-            </w:r>
-            <w:proofErr w:type="gramEnd"/>
-            <w:r>
-              <w:rPr>
-                <w:szCs w:val="21"/>
-              </w:rPr>
-              <w:t xml:space="preserve">[‘confidence’] }} </w:t>
+            <w:r>
+              <w:rPr>
+                <w:szCs w:val="21"/>
+              </w:rPr>
+              <w:t xml:space="preserve">{{ r[‘confidence’] }} </w:t>
             </w:r>
             <w:r>
               <w:rPr>
@@ -2600,21 +2090,7 @@
               <w:rPr>
                 <w:szCs w:val="21"/>
               </w:rPr>
-              <w:t xml:space="preserve">{%tr </w:t>
-            </w:r>
-            <w:proofErr w:type="spellStart"/>
-            <w:r>
-              <w:rPr>
-                <w:szCs w:val="21"/>
-              </w:rPr>
-              <w:t>endfor</w:t>
-            </w:r>
-            <w:proofErr w:type="spellEnd"/>
-            <w:r>
-              <w:rPr>
-                <w:szCs w:val="21"/>
-              </w:rPr>
-              <w:t xml:space="preserve"> %}</w:t>
+              <w:t>{%tr endfor %}</w:t>
             </w:r>
           </w:p>
         </w:tc>
@@ -2645,21 +2121,19 @@
               </w:rPr>
               <w:t xml:space="preserve">{% for c in </w:t>
             </w:r>
-            <w:proofErr w:type="spellStart"/>
             <w:r>
               <w:rPr>
                 <w:color w:val="404040" w:themeColor="text1" w:themeTint="BF"/>
                 <w:szCs w:val="21"/>
               </w:rPr>
-              <w:t>fail_comments</w:t>
-            </w:r>
-            <w:proofErr w:type="spellEnd"/>
+              <w:t>other</w:t>
+            </w:r>
             <w:r>
               <w:rPr>
                 <w:color w:val="404040" w:themeColor="text1" w:themeTint="BF"/>
                 <w:szCs w:val="21"/>
               </w:rPr>
-              <w:t xml:space="preserve"> %}</w:t>
+              <w:t>_comments %}</w:t>
             </w:r>
           </w:p>
           <w:p>
@@ -2669,79 +2143,35 @@
                 <w:szCs w:val="21"/>
               </w:rPr>
             </w:pPr>
-            <w:proofErr w:type="gramStart"/>
             <w:r>
               <w:rPr>
                 <w:color w:val="404040" w:themeColor="text1" w:themeTint="BF"/>
                 <w:szCs w:val="21"/>
                 <w:vertAlign w:val="superscript"/>
               </w:rPr>
-              <w:t xml:space="preserve">{{ </w:t>
-            </w:r>
-            <w:proofErr w:type="spellStart"/>
+              <w:t>{{ loop.index }}</w:t>
+            </w:r>
             <w:r>
               <w:rPr>
                 <w:color w:val="404040" w:themeColor="text1" w:themeTint="BF"/>
                 <w:szCs w:val="21"/>
-                <w:vertAlign w:val="superscript"/>
-              </w:rPr>
-              <w:t>loop</w:t>
-            </w:r>
-            <w:proofErr w:type="gramEnd"/>
-            <w:r>
+              </w:rPr>
+              <w:t xml:space="preserve"> {{ c }}</w:t>
+            </w:r>
+          </w:p>
+          <w:p>
+            <w:pPr>
               <w:rPr>
                 <w:color w:val="404040" w:themeColor="text1" w:themeTint="BF"/>
                 <w:szCs w:val="21"/>
-                <w:vertAlign w:val="superscript"/>
-              </w:rPr>
-              <w:t>.index</w:t>
-            </w:r>
-            <w:proofErr w:type="spellEnd"/>
+              </w:rPr>
+            </w:pPr>
             <w:r>
               <w:rPr>
                 <w:color w:val="404040" w:themeColor="text1" w:themeTint="BF"/>
                 <w:szCs w:val="21"/>
-                <w:vertAlign w:val="superscript"/>
-              </w:rPr>
-              <w:t xml:space="preserve"> }}</w:t>
-            </w:r>
-            <w:r>
-              <w:rPr>
-                <w:color w:val="404040" w:themeColor="text1" w:themeTint="BF"/>
-                <w:szCs w:val="21"/>
-              </w:rPr>
-              <w:t xml:space="preserve"> {{ c }}</w:t>
-            </w:r>
-          </w:p>
-          <w:p>
-            <w:pPr>
-              <w:rPr>
-                <w:color w:val="404040" w:themeColor="text1" w:themeTint="BF"/>
-                <w:szCs w:val="21"/>
-              </w:rPr>
-            </w:pPr>
-            <w:r>
-              <w:rPr>
-                <w:color w:val="404040" w:themeColor="text1" w:themeTint="BF"/>
-                <w:szCs w:val="21"/>
-              </w:rPr>
-              <w:t xml:space="preserve">{%- </w:t>
-            </w:r>
-            <w:proofErr w:type="spellStart"/>
-            <w:r>
-              <w:rPr>
-                <w:color w:val="404040" w:themeColor="text1" w:themeTint="BF"/>
-                <w:szCs w:val="21"/>
-              </w:rPr>
-              <w:t>endfor</w:t>
-            </w:r>
-            <w:proofErr w:type="spellEnd"/>
-            <w:r>
-              <w:rPr>
-                <w:color w:val="404040" w:themeColor="text1" w:themeTint="BF"/>
-                <w:szCs w:val="21"/>
-              </w:rPr>
-              <w:t xml:space="preserve"> %}</w:t>
+              </w:rPr>
+              <w:t>{%- endfor %}</w:t>
             </w:r>
           </w:p>
           <w:p>
@@ -2842,7 +2272,7 @@
 </file>
 
 <file path=word/endnotes.xml><?xml version="1.0" encoding="utf-8"?>
-<w:endnotes xmlns:wpc="http://schemas.microsoft.com/office/word/2010/wordprocessingCanvas" xmlns:cx="http://schemas.microsoft.com/office/drawing/2014/chartex" xmlns:cx1="http://schemas.microsoft.com/office/drawing/2015/9/8/chartex" xmlns:cx2="http://schemas.microsoft.com/office/drawing/2015/10/21/chartex" xmlns:cx3="http://schemas.microsoft.com/office/drawing/2016/5/9/chartex" xmlns:cx4="http://schemas.microsoft.com/office/drawing/2016/5/10/chartex" xmlns:cx5="http://schemas.microsoft.com/office/drawing/2016/5/11/chartex" xmlns:cx6="http://schemas.microsoft.com/office/drawing/2016/5/12/chartex" xmlns:cx7="http://schemas.microsoft.com/office/drawing/2016/5/13/chartex" xmlns:cx8="http://schemas.microsoft.com/office/drawing/2016/5/14/chartex" xmlns:mc="http://schemas.openxmlformats.org/markup-compatibility/2006" xmlns:aink="http://schemas.microsoft.com/office/drawing/2016/ink" xmlns:am3d="http://schemas.microsoft.com/office/drawing/2017/model3d" xmlns:o="urn:schemas-microsoft-com:office:office" xmlns:oel="http://schemas.microsoft.com/office/2019/extlst" xmlns:r="http://schemas.openxmlformats.org/officeDocument/2006/relationships" xmlns:m="http://schemas.openxmlformats.org/officeDocument/2006/math" xmlns:v="urn:schemas-microsoft-com:vml" xmlns:wp14="http://schemas.microsoft.com/office/word/2010/wordprocessingDrawing" xmlns:wp="http://schemas.openxmlformats.org/drawingml/2006/wordprocessingDrawing" xmlns:w10="urn:schemas-microsoft-com:office:word" xmlns:w="http://schemas.openxmlformats.org/wordprocessingml/2006/main" xmlns:w14="http://schemas.microsoft.com/office/word/2010/wordml" xmlns:w15="http://schemas.microsoft.com/office/word/2012/wordml" xmlns:w16cex="http://schemas.microsoft.com/office/word/2018/wordml/cex" xmlns:w16cid="http://schemas.microsoft.com/office/word/2016/wordml/cid" xmlns:w16="http://schemas.microsoft.com/office/word/2018/wordml" xmlns:w16du="http://schemas.microsoft.com/office/word/2023/wordml/word16du" xmlns:w16sdtdh="http://schemas.microsoft.com/office/word/2020/wordml/sdtdatahash" xmlns:w16se="http://schemas.microsoft.com/office/word/2015/wordml/symex" xmlns:wpg="http://schemas.microsoft.com/office/word/2010/wordprocessingGroup" xmlns:wpi="http://schemas.microsoft.com/office/word/2010/wordprocessingInk" xmlns:wne="http://schemas.microsoft.com/office/word/2006/wordml" xmlns:wps="http://schemas.microsoft.com/office/word/2010/wordprocessingShape" mc:Ignorable="w14 w15 w16se w16cid w16 w16cex w16sdtdh w16du wp14">
+<w:endnotes xmlns:wpc="http://schemas.microsoft.com/office/word/2010/wordprocessingCanvas" xmlns:cx="http://schemas.microsoft.com/office/drawing/2014/chartex" xmlns:cx1="http://schemas.microsoft.com/office/drawing/2015/9/8/chartex" xmlns:cx2="http://schemas.microsoft.com/office/drawing/2015/10/21/chartex" xmlns:cx3="http://schemas.microsoft.com/office/drawing/2016/5/9/chartex" xmlns:cx4="http://schemas.microsoft.com/office/drawing/2016/5/10/chartex" xmlns:cx5="http://schemas.microsoft.com/office/drawing/2016/5/11/chartex" xmlns:cx6="http://schemas.microsoft.com/office/drawing/2016/5/12/chartex" xmlns:cx7="http://schemas.microsoft.com/office/drawing/2016/5/13/chartex" xmlns:cx8="http://schemas.microsoft.com/office/drawing/2016/5/14/chartex" xmlns:mc="http://schemas.openxmlformats.org/markup-compatibility/2006" xmlns:aink="http://schemas.microsoft.com/office/drawing/2016/ink" xmlns:am3d="http://schemas.microsoft.com/office/drawing/2017/model3d" xmlns:o="urn:schemas-microsoft-com:office:office" xmlns:oel="http://schemas.microsoft.com/office/2019/extlst" xmlns:r="http://schemas.openxmlformats.org/officeDocument/2006/relationships" xmlns:m="http://schemas.openxmlformats.org/officeDocument/2006/math" xmlns:v="urn:schemas-microsoft-com:vml" xmlns:wp14="http://schemas.microsoft.com/office/word/2010/wordprocessingDrawing" xmlns:wp="http://schemas.openxmlformats.org/drawingml/2006/wordprocessingDrawing" xmlns:w10="urn:schemas-microsoft-com:office:word" xmlns:w="http://schemas.openxmlformats.org/wordprocessingml/2006/main" xmlns:w14="http://schemas.microsoft.com/office/word/2010/wordml" xmlns:w15="http://schemas.microsoft.com/office/word/2012/wordml" xmlns:w16cex="http://schemas.microsoft.com/office/word/2018/wordml/cex" xmlns:w16cid="http://schemas.microsoft.com/office/word/2016/wordml/cid" xmlns:w16="http://schemas.microsoft.com/office/word/2018/wordml" xmlns:w16du="http://schemas.microsoft.com/office/word/2023/wordml/word16du" xmlns:w16sdtdh="http://schemas.microsoft.com/office/word/2020/wordml/sdtdatahash" xmlns:w16sdtfl="http://schemas.microsoft.com/office/word/2024/wordml/sdtformatlock" xmlns:w16se="http://schemas.microsoft.com/office/word/2015/wordml/symex" xmlns:wpg="http://schemas.microsoft.com/office/word/2010/wordprocessingGroup" xmlns:wpi="http://schemas.microsoft.com/office/word/2010/wordprocessingInk" xmlns:wne="http://schemas.microsoft.com/office/word/2006/wordml" xmlns:wps="http://schemas.microsoft.com/office/word/2010/wordprocessingShape" mc:Ignorable="w14 w15 w16se w16cid w16 w16cex w16sdtdh w16sdtfl w16du wp14">
   <w:endnote w:type="separator" w:id="-1">
     <w:p>
       <w:r>
@@ -2861,7 +2291,7 @@
 </file>
 
 <file path=word/footnotes.xml><?xml version="1.0" encoding="utf-8"?>
-<w:footnotes xmlns:wpc="http://schemas.microsoft.com/office/word/2010/wordprocessingCanvas" xmlns:cx="http://schemas.microsoft.com/office/drawing/2014/chartex" xmlns:cx1="http://schemas.microsoft.com/office/drawing/2015/9/8/chartex" xmlns:cx2="http://schemas.microsoft.com/office/drawing/2015/10/21/chartex" xmlns:cx3="http://schemas.microsoft.com/office/drawing/2016/5/9/chartex" xmlns:cx4="http://schemas.microsoft.com/office/drawing/2016/5/10/chartex" xmlns:cx5="http://schemas.microsoft.com/office/drawing/2016/5/11/chartex" xmlns:cx6="http://schemas.microsoft.com/office/drawing/2016/5/12/chartex" xmlns:cx7="http://schemas.microsoft.com/office/drawing/2016/5/13/chartex" xmlns:cx8="http://schemas.microsoft.com/office/drawing/2016/5/14/chartex" xmlns:mc="http://schemas.openxmlformats.org/markup-compatibility/2006" xmlns:aink="http://schemas.microsoft.com/office/drawing/2016/ink" xmlns:am3d="http://schemas.microsoft.com/office/drawing/2017/model3d" xmlns:o="urn:schemas-microsoft-com:office:office" xmlns:oel="http://schemas.microsoft.com/office/2019/extlst" xmlns:r="http://schemas.openxmlformats.org/officeDocument/2006/relationships" xmlns:m="http://schemas.openxmlformats.org/officeDocument/2006/math" xmlns:v="urn:schemas-microsoft-com:vml" xmlns:wp14="http://schemas.microsoft.com/office/word/2010/wordprocessingDrawing" xmlns:wp="http://schemas.openxmlformats.org/drawingml/2006/wordprocessingDrawing" xmlns:w10="urn:schemas-microsoft-com:office:word" xmlns:w="http://schemas.openxmlformats.org/wordprocessingml/2006/main" xmlns:w14="http://schemas.microsoft.com/office/word/2010/wordml" xmlns:w15="http://schemas.microsoft.com/office/word/2012/wordml" xmlns:w16cex="http://schemas.microsoft.com/office/word/2018/wordml/cex" xmlns:w16cid="http://schemas.microsoft.com/office/word/2016/wordml/cid" xmlns:w16="http://schemas.microsoft.com/office/word/2018/wordml" xmlns:w16du="http://schemas.microsoft.com/office/word/2023/wordml/word16du" xmlns:w16sdtdh="http://schemas.microsoft.com/office/word/2020/wordml/sdtdatahash" xmlns:w16se="http://schemas.microsoft.com/office/word/2015/wordml/symex" xmlns:wpg="http://schemas.microsoft.com/office/word/2010/wordprocessingGroup" xmlns:wpi="http://schemas.microsoft.com/office/word/2010/wordprocessingInk" xmlns:wne="http://schemas.microsoft.com/office/word/2006/wordml" xmlns:wps="http://schemas.microsoft.com/office/word/2010/wordprocessingShape" mc:Ignorable="w14 w15 w16se w16cid w16 w16cex w16sdtdh w16du wp14">
+<w:footnotes xmlns:wpc="http://schemas.microsoft.com/office/word/2010/wordprocessingCanvas" xmlns:cx="http://schemas.microsoft.com/office/drawing/2014/chartex" xmlns:cx1="http://schemas.microsoft.com/office/drawing/2015/9/8/chartex" xmlns:cx2="http://schemas.microsoft.com/office/drawing/2015/10/21/chartex" xmlns:cx3="http://schemas.microsoft.com/office/drawing/2016/5/9/chartex" xmlns:cx4="http://schemas.microsoft.com/office/drawing/2016/5/10/chartex" xmlns:cx5="http://schemas.microsoft.com/office/drawing/2016/5/11/chartex" xmlns:cx6="http://schemas.microsoft.com/office/drawing/2016/5/12/chartex" xmlns:cx7="http://schemas.microsoft.com/office/drawing/2016/5/13/chartex" xmlns:cx8="http://schemas.microsoft.com/office/drawing/2016/5/14/chartex" xmlns:mc="http://schemas.openxmlformats.org/markup-compatibility/2006" xmlns:aink="http://schemas.microsoft.com/office/drawing/2016/ink" xmlns:am3d="http://schemas.microsoft.com/office/drawing/2017/model3d" xmlns:o="urn:schemas-microsoft-com:office:office" xmlns:oel="http://schemas.microsoft.com/office/2019/extlst" xmlns:r="http://schemas.openxmlformats.org/officeDocument/2006/relationships" xmlns:m="http://schemas.openxmlformats.org/officeDocument/2006/math" xmlns:v="urn:schemas-microsoft-com:vml" xmlns:wp14="http://schemas.microsoft.com/office/word/2010/wordprocessingDrawing" xmlns:wp="http://schemas.openxmlformats.org/drawingml/2006/wordprocessingDrawing" xmlns:w10="urn:schemas-microsoft-com:office:word" xmlns:w="http://schemas.openxmlformats.org/wordprocessingml/2006/main" xmlns:w14="http://schemas.microsoft.com/office/word/2010/wordml" xmlns:w15="http://schemas.microsoft.com/office/word/2012/wordml" xmlns:w16cex="http://schemas.microsoft.com/office/word/2018/wordml/cex" xmlns:w16cid="http://schemas.microsoft.com/office/word/2016/wordml/cid" xmlns:w16="http://schemas.microsoft.com/office/word/2018/wordml" xmlns:w16du="http://schemas.microsoft.com/office/word/2023/wordml/word16du" xmlns:w16sdtdh="http://schemas.microsoft.com/office/word/2020/wordml/sdtdatahash" xmlns:w16sdtfl="http://schemas.microsoft.com/office/word/2024/wordml/sdtformatlock" xmlns:w16se="http://schemas.microsoft.com/office/word/2015/wordml/symex" xmlns:wpg="http://schemas.microsoft.com/office/word/2010/wordprocessingGroup" xmlns:wpi="http://schemas.microsoft.com/office/word/2010/wordprocessingInk" xmlns:wne="http://schemas.microsoft.com/office/word/2006/wordml" xmlns:wps="http://schemas.microsoft.com/office/word/2010/wordprocessingShape" mc:Ignorable="w14 w15 w16se w16cid w16 w16cex w16sdtdh w16sdtfl w16du wp14">
   <w:footnote w:type="separator" w:id="-1">
     <w:p>
       <w:r>
@@ -2880,7 +2310,7 @@
 </file>
 
 <file path=word/header1.xml><?xml version="1.0" encoding="utf-8"?>
-<w:hdr xmlns:wpc="http://schemas.microsoft.com/office/word/2010/wordprocessingCanvas" xmlns:cx="http://schemas.microsoft.com/office/drawing/2014/chartex" xmlns:cx1="http://schemas.microsoft.com/office/drawing/2015/9/8/chartex" xmlns:cx2="http://schemas.microsoft.com/office/drawing/2015/10/21/chartex" xmlns:cx3="http://schemas.microsoft.com/office/drawing/2016/5/9/chartex" xmlns:cx4="http://schemas.microsoft.com/office/drawing/2016/5/10/chartex" xmlns:cx5="http://schemas.microsoft.com/office/drawing/2016/5/11/chartex" xmlns:cx6="http://schemas.microsoft.com/office/drawing/2016/5/12/chartex" xmlns:cx7="http://schemas.microsoft.com/office/drawing/2016/5/13/chartex" xmlns:cx8="http://schemas.microsoft.com/office/drawing/2016/5/14/chartex" xmlns:mc="http://schemas.openxmlformats.org/markup-compatibility/2006" xmlns:aink="http://schemas.microsoft.com/office/drawing/2016/ink" xmlns:am3d="http://schemas.microsoft.com/office/drawing/2017/model3d" xmlns:o="urn:schemas-microsoft-com:office:office" xmlns:oel="http://schemas.microsoft.com/office/2019/extlst" xmlns:r="http://schemas.openxmlformats.org/officeDocument/2006/relationships" xmlns:m="http://schemas.openxmlformats.org/officeDocument/2006/math" xmlns:v="urn:schemas-microsoft-com:vml" xmlns:wp14="http://schemas.microsoft.com/office/word/2010/wordprocessingDrawing" xmlns:wp="http://schemas.openxmlformats.org/drawingml/2006/wordprocessingDrawing" xmlns:w10="urn:schemas-microsoft-com:office:word" xmlns:w="http://schemas.openxmlformats.org/wordprocessingml/2006/main" xmlns:w14="http://schemas.microsoft.com/office/word/2010/wordml" xmlns:w15="http://schemas.microsoft.com/office/word/2012/wordml" xmlns:w16cex="http://schemas.microsoft.com/office/word/2018/wordml/cex" xmlns:w16cid="http://schemas.microsoft.com/office/word/2016/wordml/cid" xmlns:w16="http://schemas.microsoft.com/office/word/2018/wordml" xmlns:w16du="http://schemas.microsoft.com/office/word/2023/wordml/word16du" xmlns:w16sdtdh="http://schemas.microsoft.com/office/word/2020/wordml/sdtdatahash" xmlns:w16se="http://schemas.microsoft.com/office/word/2015/wordml/symex" xmlns:wpg="http://schemas.microsoft.com/office/word/2010/wordprocessingGroup" xmlns:wpi="http://schemas.microsoft.com/office/word/2010/wordprocessingInk" xmlns:wne="http://schemas.microsoft.com/office/word/2006/wordml" xmlns:wps="http://schemas.microsoft.com/office/word/2010/wordprocessingShape" mc:Ignorable="w14 w15 w16se w16cid w16 w16cex w16sdtdh w16du wp14">
+<w:hdr xmlns:wpc="http://schemas.microsoft.com/office/word/2010/wordprocessingCanvas" xmlns:cx="http://schemas.microsoft.com/office/drawing/2014/chartex" xmlns:cx1="http://schemas.microsoft.com/office/drawing/2015/9/8/chartex" xmlns:cx2="http://schemas.microsoft.com/office/drawing/2015/10/21/chartex" xmlns:cx3="http://schemas.microsoft.com/office/drawing/2016/5/9/chartex" xmlns:cx4="http://schemas.microsoft.com/office/drawing/2016/5/10/chartex" xmlns:cx5="http://schemas.microsoft.com/office/drawing/2016/5/11/chartex" xmlns:cx6="http://schemas.microsoft.com/office/drawing/2016/5/12/chartex" xmlns:cx7="http://schemas.microsoft.com/office/drawing/2016/5/13/chartex" xmlns:cx8="http://schemas.microsoft.com/office/drawing/2016/5/14/chartex" xmlns:mc="http://schemas.openxmlformats.org/markup-compatibility/2006" xmlns:aink="http://schemas.microsoft.com/office/drawing/2016/ink" xmlns:am3d="http://schemas.microsoft.com/office/drawing/2017/model3d" xmlns:o="urn:schemas-microsoft-com:office:office" xmlns:oel="http://schemas.microsoft.com/office/2019/extlst" xmlns:r="http://schemas.openxmlformats.org/officeDocument/2006/relationships" xmlns:m="http://schemas.openxmlformats.org/officeDocument/2006/math" xmlns:v="urn:schemas-microsoft-com:vml" xmlns:wp14="http://schemas.microsoft.com/office/word/2010/wordprocessingDrawing" xmlns:wp="http://schemas.openxmlformats.org/drawingml/2006/wordprocessingDrawing" xmlns:w10="urn:schemas-microsoft-com:office:word" xmlns:w="http://schemas.openxmlformats.org/wordprocessingml/2006/main" xmlns:w14="http://schemas.microsoft.com/office/word/2010/wordml" xmlns:w15="http://schemas.microsoft.com/office/word/2012/wordml" xmlns:w16cex="http://schemas.microsoft.com/office/word/2018/wordml/cex" xmlns:w16cid="http://schemas.microsoft.com/office/word/2016/wordml/cid" xmlns:w16="http://schemas.microsoft.com/office/word/2018/wordml" xmlns:w16du="http://schemas.microsoft.com/office/word/2023/wordml/word16du" xmlns:w16sdtdh="http://schemas.microsoft.com/office/word/2020/wordml/sdtdatahash" xmlns:w16sdtfl="http://schemas.microsoft.com/office/word/2024/wordml/sdtformatlock" xmlns:w16se="http://schemas.microsoft.com/office/word/2015/wordml/symex" xmlns:wpg="http://schemas.microsoft.com/office/word/2010/wordprocessingGroup" xmlns:wpi="http://schemas.microsoft.com/office/word/2010/wordprocessingInk" xmlns:wne="http://schemas.microsoft.com/office/word/2006/wordml" xmlns:wps="http://schemas.microsoft.com/office/word/2010/wordprocessingShape" mc:Ignorable="w14 w15 w16se w16cid w16 w16cex w16sdtdh w16sdtfl w16du wp14">
   <w:p>
     <w:pPr>
       <w:pStyle w:val="Header"/>
@@ -2952,7 +2382,7 @@
 </file>
 
 <file path=word/styles.xml><?xml version="1.0" encoding="utf-8"?>
-<w:styles xmlns:mc="http://schemas.openxmlformats.org/markup-compatibility/2006" xmlns:r="http://schemas.openxmlformats.org/officeDocument/2006/relationships" xmlns:w="http://schemas.openxmlformats.org/wordprocessingml/2006/main" xmlns:w14="http://schemas.microsoft.com/office/word/2010/wordml" xmlns:w15="http://schemas.microsoft.com/office/word/2012/wordml" xmlns:w16cex="http://schemas.microsoft.com/office/word/2018/wordml/cex" xmlns:w16cid="http://schemas.microsoft.com/office/word/2016/wordml/cid" xmlns:w16="http://schemas.microsoft.com/office/word/2018/wordml" xmlns:w16du="http://schemas.microsoft.com/office/word/2023/wordml/word16du" xmlns:w16sdtdh="http://schemas.microsoft.com/office/word/2020/wordml/sdtdatahash" xmlns:w16se="http://schemas.microsoft.com/office/word/2015/wordml/symex" mc:Ignorable="w14 w15 w16se w16cid w16 w16cex w16sdtdh w16du">
+<w:styles xmlns:mc="http://schemas.openxmlformats.org/markup-compatibility/2006" xmlns:r="http://schemas.openxmlformats.org/officeDocument/2006/relationships" xmlns:w="http://schemas.openxmlformats.org/wordprocessingml/2006/main" xmlns:w14="http://schemas.microsoft.com/office/word/2010/wordml" xmlns:w15="http://schemas.microsoft.com/office/word/2012/wordml" xmlns:w16cex="http://schemas.microsoft.com/office/word/2018/wordml/cex" xmlns:w16cid="http://schemas.microsoft.com/office/word/2016/wordml/cid" xmlns:w16="http://schemas.microsoft.com/office/word/2018/wordml" xmlns:w16du="http://schemas.microsoft.com/office/word/2023/wordml/word16du" xmlns:w16sdtdh="http://schemas.microsoft.com/office/word/2020/wordml/sdtdatahash" xmlns:w16sdtfl="http://schemas.microsoft.com/office/word/2024/wordml/sdtformatlock" xmlns:w16se="http://schemas.microsoft.com/office/word/2015/wordml/symex" mc:Ignorable="w14 w15 w16se w16cid w16 w16cex w16sdtdh w16sdtfl w16du">
   <w:docDefaults>
     <w:rPrDefault>
       <w:rPr>
